--- a/templates/TemplateOrderChangeAudit2026.docx
+++ b/templates/TemplateOrderChangeAudit2026.docx
@@ -73,9 +73,8 @@
         <w:adjustRightInd w:val="0"/>
         <w:spacing w:line="214" w:lineRule="auto"/>
         <w:rPr>
-          <w:noProof/>
-          <w:sz w:val="20"/>
-          <w:szCs w:val="20"/>
+          <w:rFonts w:ascii="SB Sans Text Semibold" w:hAnsi="SB Sans Text Semibold" w:cs="SB Sans Text Semibold"/>
+          <w:color w:val="000000" w:themeColor="text1"/>
           <w:lang w:val="en-US"/>
         </w:rPr>
       </w:pPr>
@@ -88,8 +87,6 @@
         <w:spacing w:line="214" w:lineRule="auto"/>
         <w:rPr>
           <w:rFonts w:ascii="SB Sans Text Semibold" w:hAnsi="SB Sans Text Semibold" w:cs="SB Sans Text Semibold"/>
-          <w:b/>
-          <w:bCs/>
           <w:color w:val="000000" w:themeColor="text1"/>
           <w:lang w:val="en-US"/>
         </w:rPr>
@@ -97,8 +94,6 @@
       <w:r>
         <w:rPr>
           <w:rFonts w:ascii="SB Sans Text Semibold" w:hAnsi="SB Sans Text Semibold" w:cs="SB Sans Text Semibold"/>
-          <w:b/>
-          <w:bCs/>
           <w:color w:val="000000" w:themeColor="text1"/>
           <w:lang w:val="en-US"/>
         </w:rPr>
@@ -113,8 +108,6 @@
         <w:spacing w:line="214" w:lineRule="auto"/>
         <w:rPr>
           <w:rFonts w:ascii="SB Sans Text Semibold" w:hAnsi="SB Sans Text Semibold" w:cs="SB Sans Text Semibold"/>
-          <w:b/>
-          <w:bCs/>
           <w:color w:val="000000" w:themeColor="text1"/>
           <w:lang w:val="en-US"/>
         </w:rPr>
@@ -122,12 +115,28 @@
       <w:r>
         <w:rPr>
           <w:rFonts w:ascii="SB Sans Text Semibold" w:hAnsi="SB Sans Text Semibold" w:cs="SB Sans Text Semibold"/>
-          <w:b/>
-          <w:bCs/>
           <w:color w:val="000000" w:themeColor="text1"/>
           <w:lang w:val="en-US"/>
         </w:rPr>
-        <w:t>{TB_full_name}</w:t>
+        <w:t>{</w:t>
+      </w:r>
+      <w:proofErr w:type="spellStart"/>
+      <w:r>
+        <w:rPr>
+          <w:rFonts w:ascii="SB Sans Text Semibold" w:hAnsi="SB Sans Text Semibold" w:cs="SB Sans Text Semibold"/>
+          <w:color w:val="000000" w:themeColor="text1"/>
+          <w:lang w:val="en-US"/>
+        </w:rPr>
+        <w:t>TB_full_name</w:t>
+      </w:r>
+      <w:proofErr w:type="spellEnd"/>
+      <w:r>
+        <w:rPr>
+          <w:rFonts w:ascii="SB Sans Text Semibold" w:hAnsi="SB Sans Text Semibold" w:cs="SB Sans Text Semibold"/>
+          <w:color w:val="000000" w:themeColor="text1"/>
+          <w:lang w:val="en-US"/>
+        </w:rPr>
+        <w:t>}</w:t>
       </w:r>
     </w:p>
     <w:p>
@@ -138,22 +147,12 @@
         <w:spacing w:line="214" w:lineRule="auto"/>
         <w:rPr>
           <w:rFonts w:ascii="SB Sans Text Semibold" w:hAnsi="SB Sans Text Semibold" w:cs="SB Sans Text Semibold"/>
-          <w:b/>
-          <w:bCs/>
-          <w:color w:val="000000" w:themeColor="text1"/>
+          <w:color w:val="000000" w:themeColor="text1"/>
+          <w:sz w:val="20"/>
+          <w:szCs w:val="20"/>
           <w:lang w:val="en-US"/>
         </w:rPr>
       </w:pPr>
-      <w:r>
-        <w:rPr>
-          <w:rFonts w:ascii="SB Sans Text Semibold" w:hAnsi="SB Sans Text Semibold" w:cs="SB Sans Text Semibold"/>
-          <w:b/>
-          <w:bCs/>
-          <w:color w:val="000000" w:themeColor="text1"/>
-          <w:lang w:val="en-US"/>
-        </w:rPr>
-        <w:t>{/showTB}</w:t>
-      </w:r>
     </w:p>
     <w:p>
       <w:pPr>
@@ -163,12 +162,36 @@
         <w:spacing w:line="214" w:lineRule="auto"/>
         <w:rPr>
           <w:rFonts w:ascii="SB Sans Text Semibold" w:hAnsi="SB Sans Text Semibold" w:cs="SB Sans Text Semibold"/>
-          <w:b/>
-          <w:bCs/>
           <w:color w:val="000000" w:themeColor="text1"/>
           <w:lang w:val="en-US"/>
         </w:rPr>
       </w:pPr>
+      <w:r>
+        <w:rPr>
+          <w:rFonts w:ascii="SB Sans Text Semibold" w:hAnsi="SB Sans Text Semibold" w:cs="SB Sans Text Semibold"/>
+          <w:color w:val="000000" w:themeColor="text1"/>
+          <w:lang w:val="en-US"/>
+        </w:rPr>
+        <w:t>{/</w:t>
+      </w:r>
+      <w:proofErr w:type="spellStart"/>
+      <w:r>
+        <w:rPr>
+          <w:rFonts w:ascii="SB Sans Text Semibold" w:hAnsi="SB Sans Text Semibold" w:cs="SB Sans Text Semibold"/>
+          <w:color w:val="000000" w:themeColor="text1"/>
+          <w:lang w:val="en-US"/>
+        </w:rPr>
+        <w:t>showTB</w:t>
+      </w:r>
+      <w:proofErr w:type="spellEnd"/>
+      <w:r>
+        <w:rPr>
+          <w:rFonts w:ascii="SB Sans Text Semibold" w:hAnsi="SB Sans Text Semibold" w:cs="SB Sans Text Semibold"/>
+          <w:color w:val="000000" w:themeColor="text1"/>
+          <w:lang w:val="en-US"/>
+        </w:rPr>
+        <w:t>}</w:t>
+      </w:r>
     </w:p>
     <w:p>
       <w:pPr>
@@ -178,70 +201,98 @@
         <w:spacing w:line="214" w:lineRule="auto"/>
         <w:rPr>
           <w:rFonts w:ascii="SB Sans Text Semibold" w:hAnsi="SB Sans Text Semibold" w:cs="SB Sans Text Semibold"/>
-          <w:b/>
-          <w:bCs/>
           <w:color w:val="000000" w:themeColor="text1"/>
           <w:sz w:val="20"/>
           <w:szCs w:val="20"/>
+        </w:rPr>
+      </w:pPr>
+      <w:r>
+        <w:rPr>
+          <w:rFonts w:ascii="SB Sans Text Semibold" w:hAnsi="SB Sans Text Semibold" w:cs="SB Sans Text Semibold"/>
+          <w:color w:val="000000" w:themeColor="text1"/>
+        </w:rPr>
+        <w:t>УПРАВЛЕНИЕ ВНУТРЕННЕГО АУДИТА {#</w:t>
+      </w:r>
+      <w:proofErr w:type="spellStart"/>
+      <w:proofErr w:type="gramStart"/>
+      <w:r>
+        <w:rPr>
+          <w:rFonts w:ascii="SB Sans Text Semibold" w:hAnsi="SB Sans Text Semibold" w:cs="SB Sans Text Semibold"/>
+          <w:color w:val="000000" w:themeColor="text1"/>
           <w:lang w:val="en-US"/>
         </w:rPr>
-      </w:pPr>
+        <w:t>showTB</w:t>
+      </w:r>
+      <w:proofErr w:type="spellEnd"/>
       <w:r>
         <w:rPr>
           <w:rFonts w:ascii="SB Sans Text Semibold" w:hAnsi="SB Sans Text Semibold" w:cs="SB Sans Text Semibold"/>
-          <w:b/>
-          <w:bCs/>
-          <w:color w:val="000000" w:themeColor="text1"/>
-        </w:rPr>
-        <w:t>УПРАВЛЕНИЕ</w:t>
-      </w:r>
+          <w:color w:val="000000" w:themeColor="text1"/>
+        </w:rPr>
+        <w:t>}{</w:t>
+      </w:r>
+      <w:proofErr w:type="gramEnd"/>
       <w:r>
         <w:rPr>
           <w:rFonts w:ascii="SB Sans Text Semibold" w:hAnsi="SB Sans Text Semibold" w:cs="SB Sans Text Semibold"/>
-          <w:b/>
-          <w:bCs/>
           <w:color w:val="000000" w:themeColor="text1"/>
           <w:lang w:val="en-US"/>
         </w:rPr>
-        <w:t xml:space="preserve"> </w:t>
+        <w:t>TB</w:t>
       </w:r>
       <w:r>
         <w:rPr>
           <w:rFonts w:ascii="SB Sans Text Semibold" w:hAnsi="SB Sans Text Semibold" w:cs="SB Sans Text Semibold"/>
-          <w:b/>
-          <w:bCs/>
-          <w:color w:val="000000" w:themeColor="text1"/>
-        </w:rPr>
-        <w:t>ВНУТРЕННЕГО</w:t>
+          <w:color w:val="000000" w:themeColor="text1"/>
+        </w:rPr>
+        <w:t>_</w:t>
       </w:r>
       <w:r>
         <w:rPr>
           <w:rFonts w:ascii="SB Sans Text Semibold" w:hAnsi="SB Sans Text Semibold" w:cs="SB Sans Text Semibold"/>
-          <w:b/>
-          <w:bCs/>
           <w:color w:val="000000" w:themeColor="text1"/>
           <w:lang w:val="en-US"/>
         </w:rPr>
-        <w:t xml:space="preserve"> </w:t>
+        <w:t>full</w:t>
       </w:r>
       <w:r>
         <w:rPr>
           <w:rFonts w:ascii="SB Sans Text Semibold" w:hAnsi="SB Sans Text Semibold" w:cs="SB Sans Text Semibold"/>
-          <w:b/>
-          <w:bCs/>
-          <w:color w:val="000000" w:themeColor="text1"/>
-        </w:rPr>
-        <w:t>АУДИТА</w:t>
+          <w:color w:val="000000" w:themeColor="text1"/>
+        </w:rPr>
+        <w:t>_</w:t>
       </w:r>
       <w:r>
         <w:rPr>
           <w:rFonts w:ascii="SB Sans Text Semibold" w:hAnsi="SB Sans Text Semibold" w:cs="SB Sans Text Semibold"/>
-          <w:b/>
-          <w:bCs/>
           <w:color w:val="000000" w:themeColor="text1"/>
           <w:lang w:val="en-US"/>
         </w:rPr>
-        <w:t xml:space="preserve"> {#showTB}{TB_full_name2}{/showTB}</w:t>
+        <w:t>name</w:t>
+      </w:r>
+      <w:r>
+        <w:rPr>
+          <w:rFonts w:ascii="SB Sans Text Semibold" w:hAnsi="SB Sans Text Semibold" w:cs="SB Sans Text Semibold"/>
+          <w:color w:val="000000" w:themeColor="text1"/>
+        </w:rPr>
+        <w:t>2}{/</w:t>
+      </w:r>
+      <w:proofErr w:type="spellStart"/>
+      <w:r>
+        <w:rPr>
+          <w:rFonts w:ascii="SB Sans Text Semibold" w:hAnsi="SB Sans Text Semibold" w:cs="SB Sans Text Semibold"/>
+          <w:color w:val="000000" w:themeColor="text1"/>
+          <w:lang w:val="en-US"/>
+        </w:rPr>
+        <w:t>showTB</w:t>
+      </w:r>
+      <w:proofErr w:type="spellEnd"/>
+      <w:r>
+        <w:rPr>
+          <w:rFonts w:ascii="SB Sans Text Semibold" w:hAnsi="SB Sans Text Semibold" w:cs="SB Sans Text Semibold"/>
+          <w:color w:val="000000" w:themeColor="text1"/>
+        </w:rPr>
+        <w:t>}</w:t>
       </w:r>
     </w:p>
     <w:p>
@@ -252,10 +303,9 @@
         <w:spacing w:line="214" w:lineRule="auto"/>
         <w:rPr>
           <w:rFonts w:ascii="SB Sans Text Semibold" w:hAnsi="SB Sans Text Semibold" w:cs="SB Sans Text Semibold"/>
-          <w:b/>
-          <w:bCs/>
-          <w:color w:val="000000" w:themeColor="text1"/>
-          <w:lang w:val="en-US"/>
+          <w:color w:val="000000" w:themeColor="text1"/>
+          <w:sz w:val="20"/>
+          <w:szCs w:val="20"/>
         </w:rPr>
       </w:pPr>
     </w:p>
@@ -267,16 +317,12 @@
         <w:spacing w:line="214" w:lineRule="auto"/>
         <w:rPr>
           <w:rFonts w:ascii="SB Sans Text Semibold" w:hAnsi="SB Sans Text Semibold" w:cs="SB Sans Text Semibold"/>
-          <w:b/>
-          <w:bCs/>
           <w:color w:val="000000" w:themeColor="text1"/>
         </w:rPr>
       </w:pPr>
       <w:r>
         <w:rPr>
           <w:rFonts w:ascii="SB Sans Text Semibold" w:hAnsi="SB Sans Text Semibold" w:cs="SB Sans Text Semibold"/>
-          <w:b/>
-          <w:bCs/>
           <w:color w:val="000000" w:themeColor="text1"/>
         </w:rPr>
         <w:t>РАСПОРЯЖЕНИЕ</w:t>
@@ -365,6 +411,8 @@
         <w:autoSpaceDN w:val="0"/>
         <w:rPr>
           <w:rFonts w:ascii="Times New Roman" w:hAnsi="Times New Roman"/>
+          <w:sz w:val="20"/>
+          <w:szCs w:val="20"/>
         </w:rPr>
       </w:pPr>
     </w:p>
@@ -374,13 +422,17 @@
         <w:autoSpaceDN w:val="0"/>
         <w:rPr>
           <w:rFonts w:ascii="Times New Roman" w:hAnsi="Times New Roman"/>
-        </w:rPr>
-      </w:pPr>
-    </w:p>
-    <w:p>
-      <w:pPr>
-        <w:rPr>
-          <w:rFonts w:ascii="Times New Roman" w:hAnsi="Times New Roman"/>
+          <w:sz w:val="20"/>
+          <w:szCs w:val="20"/>
+        </w:rPr>
+      </w:pPr>
+    </w:p>
+    <w:p>
+      <w:pPr>
+        <w:rPr>
+          <w:rFonts w:ascii="Times New Roman" w:hAnsi="Times New Roman"/>
+          <w:sz w:val="20"/>
+          <w:szCs w:val="20"/>
         </w:rPr>
       </w:pPr>
     </w:p>
@@ -392,6 +444,8 @@
           <w:rFonts w:ascii="Times New Roman" w:hAnsi="Times New Roman"/>
           <w:iCs/>
           <w:color w:val="000000" w:themeColor="text1"/>
+          <w:sz w:val="20"/>
+          <w:szCs w:val="20"/>
         </w:rPr>
       </w:pPr>
     </w:p>
@@ -425,6 +479,7 @@
         </w:rPr>
         <w:t>{</w:t>
       </w:r>
+      <w:proofErr w:type="spellStart"/>
       <w:r>
         <w:rPr>
           <w:rFonts w:ascii="Times New Roman" w:hAnsi="Times New Roman"/>
@@ -435,6 +490,7 @@
         </w:rPr>
         <w:t>pv</w:t>
       </w:r>
+      <w:proofErr w:type="spellEnd"/>
       <w:r>
         <w:rPr>
           <w:rFonts w:ascii="Times New Roman" w:hAnsi="Times New Roman"/>
@@ -481,6 +537,7 @@
         </w:rPr>
         <w:t>{</w:t>
       </w:r>
+      <w:proofErr w:type="spellStart"/>
       <w:r>
         <w:rPr>
           <w:rFonts w:ascii="Times New Roman" w:hAnsi="Times New Roman"/>
@@ -491,6 +548,7 @@
         </w:rPr>
         <w:t>pv</w:t>
       </w:r>
+      <w:proofErr w:type="spellEnd"/>
       <w:r>
         <w:rPr>
           <w:rFonts w:ascii="Times New Roman" w:hAnsi="Times New Roman"/>
@@ -547,6 +605,7 @@
         </w:rPr>
         <w:t>{</w:t>
       </w:r>
+      <w:proofErr w:type="spellStart"/>
       <w:r>
         <w:rPr>
           <w:rFonts w:ascii="Times New Roman" w:hAnsi="Times New Roman"/>
@@ -558,6 +617,7 @@
         </w:rPr>
         <w:t>pv</w:t>
       </w:r>
+      <w:proofErr w:type="spellEnd"/>
       <w:r>
         <w:rPr>
           <w:rFonts w:ascii="Times New Roman" w:hAnsi="Times New Roman"/>
@@ -607,8 +667,6 @@
           <w:bCs/>
           <w:iCs/>
           <w:color w:val="000000" w:themeColor="text1"/>
-          <w:sz w:val="20"/>
-          <w:szCs w:val="20"/>
         </w:rPr>
       </w:pPr>
     </w:p>
@@ -621,8 +679,6 @@
           <w:bCs/>
           <w:iCs/>
           <w:color w:val="000000" w:themeColor="text1"/>
-          <w:sz w:val="20"/>
-          <w:szCs w:val="20"/>
         </w:rPr>
       </w:pPr>
     </w:p>
@@ -654,6 +710,7 @@
         </w:rPr>
         <w:t>{</w:t>
       </w:r>
+      <w:proofErr w:type="spellStart"/>
       <w:r>
         <w:rPr>
           <w:rFonts w:ascii="Times New Roman" w:hAnsi="Times New Roman"/>
@@ -662,6 +719,7 @@
         </w:rPr>
         <w:t>reason</w:t>
       </w:r>
+      <w:proofErr w:type="spellEnd"/>
       <w:r>
         <w:rPr>
           <w:rFonts w:ascii="Times New Roman" w:hAnsi="Times New Roman"/>
@@ -702,6 +760,7 @@
         </w:rPr>
         <w:t>{</w:t>
       </w:r>
+      <w:proofErr w:type="spellStart"/>
       <w:r>
         <w:rPr>
           <w:rFonts w:ascii="Times New Roman" w:hAnsi="Times New Roman"/>
@@ -710,6 +769,7 @@
         </w:rPr>
         <w:t>pv_date</w:t>
       </w:r>
+      <w:proofErr w:type="spellEnd"/>
       <w:r>
         <w:rPr>
           <w:rFonts w:ascii="Times New Roman" w:hAnsi="Times New Roman"/>
@@ -734,6 +794,7 @@
         </w:rPr>
         <w:t>{</w:t>
       </w:r>
+      <w:proofErr w:type="spellStart"/>
       <w:r>
         <w:rPr>
           <w:rFonts w:ascii="Times New Roman" w:hAnsi="Times New Roman"/>
@@ -742,6 +803,7 @@
         </w:rPr>
         <w:t>pv_num</w:t>
       </w:r>
+      <w:proofErr w:type="spellEnd"/>
       <w:r>
         <w:rPr>
           <w:rFonts w:ascii="Times New Roman" w:hAnsi="Times New Roman"/>
@@ -766,6 +828,7 @@
         </w:rPr>
         <w:t>{</w:t>
       </w:r>
+      <w:proofErr w:type="spellStart"/>
       <w:r>
         <w:rPr>
           <w:rFonts w:ascii="Times New Roman" w:hAnsi="Times New Roman"/>
@@ -774,6 +837,7 @@
         </w:rPr>
         <w:t>pv_title</w:t>
       </w:r>
+      <w:proofErr w:type="spellEnd"/>
       <w:r>
         <w:rPr>
           <w:rFonts w:ascii="Times New Roman" w:hAnsi="Times New Roman"/>
@@ -852,6 +916,7 @@
         </w:rPr>
         <w:t>{</w:t>
       </w:r>
+      <w:proofErr w:type="spellStart"/>
       <w:r>
         <w:rPr>
           <w:rFonts w:ascii="Times New Roman" w:hAnsi="Times New Roman"/>
@@ -868,6 +933,7 @@
         </w:rPr>
         <w:t>_date</w:t>
       </w:r>
+      <w:proofErr w:type="spellEnd"/>
       <w:r>
         <w:rPr>
           <w:rFonts w:ascii="Times New Roman" w:hAnsi="Times New Roman"/>
@@ -907,7 +973,25 @@
           <w:bCs/>
           <w:color w:val="000000" w:themeColor="text1"/>
         </w:rPr>
-        <w:t>{/act_date}</w:t>
+        <w:t>{/</w:t>
+      </w:r>
+      <w:proofErr w:type="spellStart"/>
+      <w:r>
+        <w:rPr>
+          <w:rFonts w:ascii="Times New Roman" w:hAnsi="Times New Roman"/>
+          <w:bCs/>
+          <w:color w:val="000000" w:themeColor="text1"/>
+        </w:rPr>
+        <w:t>act_date</w:t>
+      </w:r>
+      <w:proofErr w:type="spellEnd"/>
+      <w:r>
+        <w:rPr>
+          <w:rFonts w:ascii="Times New Roman" w:hAnsi="Times New Roman"/>
+          <w:bCs/>
+          <w:color w:val="000000" w:themeColor="text1"/>
+        </w:rPr>
+        <w:t>}</w:t>
       </w:r>
     </w:p>
     <w:p>
@@ -978,6 +1062,7 @@
         </w:rPr>
         <w:t>{</w:t>
       </w:r>
+      <w:proofErr w:type="spellStart"/>
       <w:r>
         <w:rPr>
           <w:rFonts w:ascii="Times New Roman" w:hAnsi="Times New Roman"/>
@@ -986,6 +1071,7 @@
         </w:rPr>
         <w:t>end_date</w:t>
       </w:r>
+      <w:proofErr w:type="spellEnd"/>
       <w:r>
         <w:rPr>
           <w:rFonts w:ascii="Times New Roman" w:hAnsi="Times New Roman"/>
@@ -1064,6 +1150,7 @@
         </w:rPr>
         <w:t>{</w:t>
       </w:r>
+      <w:proofErr w:type="spellStart"/>
       <w:r>
         <w:rPr>
           <w:rFonts w:ascii="Times New Roman" w:hAnsi="Times New Roman"/>
@@ -1073,14 +1160,25 @@
         </w:rPr>
         <w:t>pril</w:t>
       </w:r>
-      <w:r>
-        <w:rPr>
-          <w:rFonts w:ascii="Times New Roman" w:hAnsi="Times New Roman"/>
-          <w:bCs/>
-          <w:color w:val="000000" w:themeColor="text1"/>
-        </w:rPr>
-        <w:t>_emp</w:t>
-      </w:r>
+      <w:proofErr w:type="spellEnd"/>
+      <w:r>
+        <w:rPr>
+          <w:rFonts w:ascii="Times New Roman" w:hAnsi="Times New Roman"/>
+          <w:bCs/>
+          <w:color w:val="000000" w:themeColor="text1"/>
+        </w:rPr>
+        <w:t>_</w:t>
+      </w:r>
+      <w:proofErr w:type="spellStart"/>
+      <w:r>
+        <w:rPr>
+          <w:rFonts w:ascii="Times New Roman" w:hAnsi="Times New Roman"/>
+          <w:bCs/>
+          <w:color w:val="000000" w:themeColor="text1"/>
+        </w:rPr>
+        <w:t>emp</w:t>
+      </w:r>
+      <w:proofErr w:type="spellEnd"/>
       <w:r>
         <w:rPr>
           <w:rFonts w:ascii="Times New Roman" w:hAnsi="Times New Roman"/>
@@ -1183,6 +1281,7 @@
         </w:rPr>
         <w:t>{</w:t>
       </w:r>
+      <w:proofErr w:type="spellStart"/>
       <w:r>
         <w:rPr>
           <w:rFonts w:ascii="Times New Roman" w:hAnsi="Times New Roman"/>
@@ -1191,6 +1290,7 @@
         </w:rPr>
         <w:t>pv</w:t>
       </w:r>
+      <w:proofErr w:type="spellEnd"/>
       <w:r>
         <w:rPr>
           <w:rFonts w:ascii="Times New Roman" w:hAnsi="Times New Roman"/>
@@ -1221,6 +1321,7 @@
         </w:rPr>
         <w:t>{</w:t>
       </w:r>
+      <w:proofErr w:type="spellStart"/>
       <w:r>
         <w:rPr>
           <w:rFonts w:ascii="Times New Roman" w:hAnsi="Times New Roman"/>
@@ -1229,6 +1330,7 @@
         </w:rPr>
         <w:t>kps_and_ps_count</w:t>
       </w:r>
+      <w:proofErr w:type="spellEnd"/>
       <w:r>
         <w:rPr>
           <w:rFonts w:ascii="Times New Roman" w:hAnsi="Times New Roman"/>
@@ -1293,6 +1395,7 @@
         </w:rPr>
         <w:t>{</w:t>
       </w:r>
+      <w:proofErr w:type="spellStart"/>
       <w:r>
         <w:rPr>
           <w:rFonts w:ascii="Times New Roman" w:hAnsi="Times New Roman"/>
@@ -1302,6 +1405,7 @@
         </w:rPr>
         <w:t>pril</w:t>
       </w:r>
+      <w:proofErr w:type="spellEnd"/>
       <w:r>
         <w:rPr>
           <w:rFonts w:ascii="Times New Roman" w:hAnsi="Times New Roman"/>
@@ -1476,6 +1580,7 @@
         </w:rPr>
         <w:t>{</w:t>
       </w:r>
+      <w:proofErr w:type="spellStart"/>
       <w:r>
         <w:rPr>
           <w:rFonts w:ascii="Times New Roman" w:hAnsi="Times New Roman"/>
@@ -1484,6 +1589,7 @@
         </w:rPr>
         <w:t>pv</w:t>
       </w:r>
+      <w:proofErr w:type="spellEnd"/>
       <w:r>
         <w:rPr>
           <w:rFonts w:ascii="Times New Roman" w:hAnsi="Times New Roman"/>
@@ -1530,13 +1636,23 @@
         </w:rPr>
         <w:t>{</w:t>
       </w:r>
-      <w:r>
-        <w:rPr>
-          <w:rFonts w:ascii="Times New Roman" w:hAnsi="Times New Roman"/>
-          <w:bCs/>
-          <w:color w:val="000000" w:themeColor="text1"/>
-        </w:rPr>
-        <w:t>kps_and_ps_count_</w:t>
+      <w:proofErr w:type="spellStart"/>
+      <w:r>
+        <w:rPr>
+          <w:rFonts w:ascii="Times New Roman" w:hAnsi="Times New Roman"/>
+          <w:bCs/>
+          <w:color w:val="000000" w:themeColor="text1"/>
+        </w:rPr>
+        <w:t>kps_and_ps_count</w:t>
+      </w:r>
+      <w:proofErr w:type="spellEnd"/>
+      <w:r>
+        <w:rPr>
+          <w:rFonts w:ascii="Times New Roman" w:hAnsi="Times New Roman"/>
+          <w:bCs/>
+          <w:color w:val="000000" w:themeColor="text1"/>
+        </w:rPr>
+        <w:t>_</w:t>
       </w:r>
       <w:r>
         <w:rPr>
@@ -1571,6 +1687,7 @@
         </w:rPr>
         <w:t>{</w:t>
       </w:r>
+      <w:proofErr w:type="spellStart"/>
       <w:r>
         <w:rPr>
           <w:rFonts w:ascii="Times New Roman" w:hAnsi="Times New Roman"/>
@@ -1580,6 +1697,7 @@
         </w:rPr>
         <w:t>pril</w:t>
       </w:r>
+      <w:proofErr w:type="spellEnd"/>
       <w:r>
         <w:rPr>
           <w:rFonts w:ascii="Times New Roman" w:hAnsi="Times New Roman"/>
@@ -1646,6 +1764,7 @@
         </w:rPr>
         <w:t>/</w:t>
       </w:r>
+      <w:proofErr w:type="spellStart"/>
       <w:r>
         <w:rPr>
           <w:rFonts w:ascii="Times New Roman" w:hAnsi="Times New Roman"/>
@@ -1654,6 +1773,7 @@
         </w:rPr>
         <w:t>showLinkApp</w:t>
       </w:r>
+      <w:proofErr w:type="spellEnd"/>
       <w:r>
         <w:rPr>
           <w:rFonts w:ascii="Times New Roman" w:hAnsi="Times New Roman"/>
@@ -1797,6 +1917,7 @@
         </w:rPr>
         <w:t>{</w:t>
       </w:r>
+      <w:proofErr w:type="spellStart"/>
       <w:r>
         <w:rPr>
           <w:rFonts w:ascii="Times New Roman" w:hAnsi="Times New Roman"/>
@@ -1806,6 +1927,7 @@
         </w:rPr>
         <w:t>pril</w:t>
       </w:r>
+      <w:proofErr w:type="spellEnd"/>
       <w:r>
         <w:rPr>
           <w:rFonts w:ascii="Times New Roman" w:hAnsi="Times New Roman"/>
@@ -1814,6 +1936,7 @@
         </w:rPr>
         <w:t>_</w:t>
       </w:r>
+      <w:proofErr w:type="spellStart"/>
       <w:r>
         <w:rPr>
           <w:rFonts w:ascii="Times New Roman" w:hAnsi="Times New Roman"/>
@@ -1832,6 +1955,7 @@
         </w:rPr>
         <w:t>ki</w:t>
       </w:r>
+      <w:proofErr w:type="spellEnd"/>
       <w:r>
         <w:rPr>
           <w:rFonts w:ascii="Times New Roman" w:hAnsi="Times New Roman"/>
@@ -1944,6 +2068,7 @@
         </w:rPr>
         <w:t>{</w:t>
       </w:r>
+      <w:proofErr w:type="spellStart"/>
       <w:r>
         <w:rPr>
           <w:rFonts w:ascii="Times New Roman" w:hAnsi="Times New Roman"/>
@@ -1952,6 +2077,7 @@
         </w:rPr>
         <w:t>dir</w:t>
       </w:r>
+      <w:proofErr w:type="spellEnd"/>
       <w:r>
         <w:rPr>
           <w:rFonts w:ascii="Times New Roman" w:hAnsi="Times New Roman"/>
@@ -2049,6 +2175,7 @@
               </w:rPr>
               <w:t>{</w:t>
             </w:r>
+            <w:proofErr w:type="spellStart"/>
             <w:r>
               <w:rPr>
                 <w:b/>
@@ -2056,6 +2183,7 @@
               </w:rPr>
               <w:t>podpis_title</w:t>
             </w:r>
+            <w:proofErr w:type="spellEnd"/>
             <w:r>
               <w:rPr>
                 <w:b/>
@@ -2118,6 +2246,7 @@
               </w:rPr>
               <w:t>{</w:t>
             </w:r>
+            <w:proofErr w:type="spellStart"/>
             <w:r>
               <w:rPr>
                 <w:b/>
@@ -2125,6 +2254,7 @@
               </w:rPr>
               <w:t>podpis_fio</w:t>
             </w:r>
+            <w:proofErr w:type="spellEnd"/>
             <w:r>
               <w:rPr>
                 <w:b/>
@@ -2233,7 +2363,15 @@
           <w:b/>
         </w:rPr>
         <w:lastRenderedPageBreak/>
-        <w:t>{#showApp1</w:t>
+        <w:t>{#showApp</w:t>
+      </w:r>
+      <w:proofErr w:type="gramStart"/>
+      <w:r>
+        <w:rPr>
+          <w:rFonts w:ascii="Times New Roman" w:hAnsi="Times New Roman"/>
+          <w:b/>
+        </w:rPr>
+        <w:t>1</w:t>
       </w:r>
       <w:r>
         <w:rPr>
@@ -2248,7 +2386,15 @@
           <w:rFonts w:ascii="Times New Roman" w:hAnsi="Times New Roman"/>
           <w:b/>
         </w:rPr>
-        <w:t xml:space="preserve">Приложение </w:t>
+        <w:t>Приложение</w:t>
+      </w:r>
+      <w:proofErr w:type="gramEnd"/>
+      <w:r>
+        <w:rPr>
+          <w:rFonts w:ascii="Times New Roman" w:hAnsi="Times New Roman"/>
+          <w:b/>
+        </w:rPr>
+        <w:t xml:space="preserve"> </w:t>
       </w:r>
       <w:r>
         <w:rPr>
@@ -2259,6 +2405,7 @@
         </w:rPr>
         <w:t>{</w:t>
       </w:r>
+      <w:proofErr w:type="spellStart"/>
       <w:r>
         <w:rPr>
           <w:rFonts w:ascii="Times New Roman" w:hAnsi="Times New Roman"/>
@@ -2269,6 +2416,7 @@
         </w:rPr>
         <w:t>pril</w:t>
       </w:r>
+      <w:proofErr w:type="spellEnd"/>
       <w:r>
         <w:rPr>
           <w:rFonts w:ascii="Times New Roman" w:hAnsi="Times New Roman"/>
@@ -2278,6 +2426,7 @@
         </w:rPr>
         <w:t>_</w:t>
       </w:r>
+      <w:proofErr w:type="spellStart"/>
       <w:r>
         <w:rPr>
           <w:rFonts w:ascii="Times New Roman" w:hAnsi="Times New Roman"/>
@@ -2287,6 +2436,7 @@
         </w:rPr>
         <w:t>emp</w:t>
       </w:r>
+      <w:proofErr w:type="spellEnd"/>
       <w:r>
         <w:rPr>
           <w:rFonts w:ascii="Times New Roman" w:hAnsi="Times New Roman"/>
@@ -2454,6 +2604,7 @@
               </w:rPr>
               <w:t>{</w:t>
             </w:r>
+            <w:proofErr w:type="spellStart"/>
             <w:r>
               <w:rPr>
                 <w:b/>
@@ -2461,6 +2612,7 @@
               </w:rPr>
               <w:t>ca_tb</w:t>
             </w:r>
+            <w:proofErr w:type="spellEnd"/>
             <w:r>
               <w:rPr>
                 <w:b/>
@@ -2551,15 +2703,24 @@
                 <w:color w:val="000000"/>
                 <w:lang w:val="en-US"/>
               </w:rPr>
-              <w:t>{#employees}</w:t>
-            </w:r>
+              <w:t>{#</w:t>
+            </w:r>
+            <w:proofErr w:type="gramStart"/>
             <w:r>
               <w:rPr>
                 <w:color w:val="000000"/>
                 <w:lang w:val="en-US"/>
               </w:rPr>
+              <w:t>employees}</w:t>
+            </w:r>
+            <w:r>
+              <w:rPr>
+                <w:color w:val="000000"/>
+                <w:lang w:val="en-US"/>
+              </w:rPr>
               <w:t>{</w:t>
             </w:r>
+            <w:proofErr w:type="gramEnd"/>
             <w:r>
               <w:rPr>
                 <w:color w:val="000000"/>
@@ -2585,12 +2746,14 @@
             <w:r>
               <w:t>{</w:t>
             </w:r>
+            <w:proofErr w:type="spellStart"/>
             <w:r>
               <w:rPr>
                 <w:lang w:val="en-US"/>
               </w:rPr>
               <w:t>fio</w:t>
             </w:r>
+            <w:proofErr w:type="spellEnd"/>
             <w:r>
               <w:t>}</w:t>
             </w:r>
@@ -2705,12 +2868,14 @@
             <w:r>
               <w:t>{</w:t>
             </w:r>
+            <w:proofErr w:type="spellStart"/>
             <w:r>
               <w:rPr>
                 <w:lang w:val="en-US"/>
               </w:rPr>
               <w:t>tn</w:t>
             </w:r>
+            <w:proofErr w:type="spellEnd"/>
             <w:r>
               <w:t>}</w:t>
             </w:r>
@@ -2797,14 +2962,30 @@
           <w:b/>
         </w:rPr>
         <w:lastRenderedPageBreak/>
-        <w:t>{#showApp2}</w:t>
-      </w:r>
-      <w:r>
-        <w:rPr>
-          <w:rFonts w:ascii="Times New Roman" w:hAnsi="Times New Roman"/>
-          <w:b/>
-        </w:rPr>
-        <w:t xml:space="preserve">Приложение </w:t>
+        <w:t>{#showApp</w:t>
+      </w:r>
+      <w:proofErr w:type="gramStart"/>
+      <w:r>
+        <w:rPr>
+          <w:rFonts w:ascii="Times New Roman" w:hAnsi="Times New Roman"/>
+          <w:b/>
+        </w:rPr>
+        <w:t>2}</w:t>
+      </w:r>
+      <w:r>
+        <w:rPr>
+          <w:rFonts w:ascii="Times New Roman" w:hAnsi="Times New Roman"/>
+          <w:b/>
+        </w:rPr>
+        <w:t>Приложение</w:t>
+      </w:r>
+      <w:proofErr w:type="gramEnd"/>
+      <w:r>
+        <w:rPr>
+          <w:rFonts w:ascii="Times New Roman" w:hAnsi="Times New Roman"/>
+          <w:b/>
+        </w:rPr>
+        <w:t xml:space="preserve"> </w:t>
       </w:r>
       <w:r>
         <w:rPr>
@@ -2815,6 +2996,7 @@
         </w:rPr>
         <w:t>{</w:t>
       </w:r>
+      <w:proofErr w:type="spellStart"/>
       <w:r>
         <w:rPr>
           <w:rFonts w:ascii="Times New Roman" w:hAnsi="Times New Roman"/>
@@ -2825,6 +3007,7 @@
         </w:rPr>
         <w:t>pril</w:t>
       </w:r>
+      <w:proofErr w:type="spellEnd"/>
       <w:r>
         <w:rPr>
           <w:rFonts w:ascii="Times New Roman" w:hAnsi="Times New Roman"/>
@@ -2948,6 +3131,7 @@
               <w:jc w:val="center"/>
               <w:rPr>
                 <w:b/>
+                <w:lang w:val="en-US"/>
               </w:rPr>
             </w:pPr>
             <w:r>
@@ -2956,6 +3140,15 @@
               </w:rPr>
               <w:t>Клиентские пути</w:t>
             </w:r>
+            <w:bookmarkStart w:id="0" w:name="_Ref240360368"/>
+            <w:r>
+              <w:rPr>
+                <w:rStyle w:val="af"/>
+                <w:b/>
+              </w:rPr>
+              <w:footnoteReference w:id="3"/>
+            </w:r>
+            <w:bookmarkEnd w:id="0"/>
           </w:p>
         </w:tc>
         <w:tc>
@@ -2972,6 +3165,7 @@
               <w:jc w:val="center"/>
               <w:rPr>
                 <w:b/>
+                <w:lang w:val="en-US"/>
               </w:rPr>
             </w:pPr>
             <w:r>
@@ -2982,9 +3176,38 @@
             </w:r>
             <w:r>
               <w:rPr>
+                <w:b/>
+              </w:rPr>
+              <w:fldChar w:fldCharType="begin"/>
+            </w:r>
+            <w:r>
+              <w:rPr>
+                <w:b/>
+              </w:rPr>
+              <w:instrText xml:space="preserve"> NOTEREF _Ref240360368 \f \h </w:instrText>
+            </w:r>
+            <w:r>
+              <w:rPr>
+                <w:b/>
+              </w:rPr>
+            </w:r>
+            <w:r>
+              <w:rPr>
+                <w:b/>
+              </w:rPr>
+              <w:fldChar w:fldCharType="separate"/>
+            </w:r>
+            <w:r>
+              <w:rPr>
                 <w:rStyle w:val="af"/>
               </w:rPr>
-              <w:footnoteReference w:id="3"/>
+              <w:t>3</w:t>
+            </w:r>
+            <w:r>
+              <w:rPr>
+                <w:b/>
+              </w:rPr>
+              <w:fldChar w:fldCharType="end"/>
             </w:r>
           </w:p>
         </w:tc>
@@ -3234,6 +3457,7 @@
               </w:rPr>
               <w:t>{#</w:t>
             </w:r>
+            <w:proofErr w:type="gramStart"/>
             <w:r>
               <w:rPr>
                 <w:lang w:val="en-US"/>
@@ -3250,7 +3474,14 @@
               <w:rPr>
                 <w:lang w:val="en-US"/>
               </w:rPr>
-              <w:t>{kp_</w:t>
+              <w:t>{</w:t>
+            </w:r>
+            <w:proofErr w:type="gramEnd"/>
+            <w:r>
+              <w:rPr>
+                <w:lang w:val="en-US"/>
+              </w:rPr>
+              <w:t>kp_</w:t>
             </w:r>
             <w:r>
               <w:rPr>
@@ -3279,12 +3510,14 @@
             <w:r>
               <w:t>{</w:t>
             </w:r>
+            <w:proofErr w:type="spellStart"/>
             <w:r>
               <w:rPr>
                 <w:lang w:val="en-US"/>
               </w:rPr>
               <w:t>kp_code</w:t>
             </w:r>
+            <w:proofErr w:type="spellEnd"/>
             <w:r>
               <w:t>}</w:t>
             </w:r>
@@ -3309,12 +3542,14 @@
             <w:r>
               <w:t>{</w:t>
             </w:r>
+            <w:proofErr w:type="spellStart"/>
             <w:r>
               <w:rPr>
                 <w:lang w:val="en-US"/>
               </w:rPr>
               <w:t>kp_name</w:t>
             </w:r>
+            <w:proofErr w:type="spellEnd"/>
             <w:r>
               <w:t>}</w:t>
             </w:r>
@@ -3339,12 +3574,14 @@
             <w:r>
               <w:t>{</w:t>
             </w:r>
+            <w:proofErr w:type="spellStart"/>
             <w:r>
               <w:rPr>
                 <w:lang w:val="en-US"/>
               </w:rPr>
               <w:t>kp_owner</w:t>
             </w:r>
+            <w:proofErr w:type="spellEnd"/>
             <w:r>
               <w:t>}</w:t>
             </w:r>
@@ -3369,6 +3606,7 @@
             <w:r>
               <w:t>{</w:t>
             </w:r>
+            <w:proofErr w:type="spellStart"/>
             <w:r>
               <w:rPr>
                 <w:lang w:val="en-US"/>
@@ -3381,6 +3619,7 @@
               </w:rPr>
               <w:t>i</w:t>
             </w:r>
+            <w:proofErr w:type="spellEnd"/>
             <w:r>
               <w:t>}</w:t>
             </w:r>
@@ -3405,12 +3644,14 @@
             <w:r>
               <w:t>{</w:t>
             </w:r>
+            <w:proofErr w:type="spellStart"/>
             <w:r>
               <w:rPr>
                 <w:lang w:val="en-US"/>
               </w:rPr>
               <w:t>p_code</w:t>
             </w:r>
+            <w:proofErr w:type="spellEnd"/>
             <w:r>
               <w:t>}</w:t>
             </w:r>
@@ -3435,12 +3676,14 @@
             <w:r>
               <w:t>{</w:t>
             </w:r>
+            <w:proofErr w:type="spellStart"/>
             <w:r>
               <w:rPr>
                 <w:lang w:val="en-US"/>
               </w:rPr>
               <w:t>p_name</w:t>
             </w:r>
+            <w:proofErr w:type="spellEnd"/>
             <w:r>
               <w:t>}</w:t>
             </w:r>
@@ -3465,12 +3708,21 @@
             <w:r>
               <w:t>{</w:t>
             </w:r>
+            <w:proofErr w:type="spellStart"/>
             <w:r>
               <w:rPr>
                 <w:lang w:val="en-US"/>
               </w:rPr>
-              <w:t>p_owner</w:t>
-            </w:r>
+              <w:t>p_</w:t>
+            </w:r>
+            <w:proofErr w:type="gramStart"/>
+            <w:r>
+              <w:rPr>
+                <w:lang w:val="en-US"/>
+              </w:rPr>
+              <w:t>owner</w:t>
+            </w:r>
+            <w:proofErr w:type="spellEnd"/>
             <w:r>
               <w:t>}</w:t>
             </w:r>
@@ -3478,14 +3730,23 @@
               <w:rPr>
                 <w:lang w:val="en-US"/>
               </w:rPr>
-              <w:t>{/</w:t>
-            </w:r>
+              <w:t>{</w:t>
+            </w:r>
+            <w:proofErr w:type="gramEnd"/>
             <w:r>
               <w:rPr>
                 <w:lang w:val="en-US"/>
               </w:rPr>
+              <w:t>/</w:t>
+            </w:r>
+            <w:proofErr w:type="spellStart"/>
+            <w:r>
+              <w:rPr>
+                <w:lang w:val="en-US"/>
+              </w:rPr>
               <w:t>processesAdded</w:t>
             </w:r>
+            <w:proofErr w:type="spellEnd"/>
             <w:r>
               <w:rPr>
                 <w:lang w:val="en-US"/>
@@ -3551,6 +3812,7 @@
         <w:lastRenderedPageBreak/>
         <w:t>{#showApp</w:t>
       </w:r>
+      <w:proofErr w:type="gramStart"/>
       <w:r>
         <w:rPr>
           <w:rFonts w:ascii="Times New Roman" w:hAnsi="Times New Roman"/>
@@ -3570,7 +3832,15 @@
           <w:rFonts w:ascii="Times New Roman" w:hAnsi="Times New Roman"/>
           <w:b/>
         </w:rPr>
-        <w:t xml:space="preserve">Приложение </w:t>
+        <w:t>Приложение</w:t>
+      </w:r>
+      <w:proofErr w:type="gramEnd"/>
+      <w:r>
+        <w:rPr>
+          <w:rFonts w:ascii="Times New Roman" w:hAnsi="Times New Roman"/>
+          <w:b/>
+        </w:rPr>
+        <w:t xml:space="preserve"> </w:t>
       </w:r>
       <w:r>
         <w:rPr>
@@ -3581,6 +3851,7 @@
         </w:rPr>
         <w:t>{</w:t>
       </w:r>
+      <w:proofErr w:type="spellStart"/>
       <w:r>
         <w:rPr>
           <w:rFonts w:ascii="Times New Roman" w:hAnsi="Times New Roman"/>
@@ -3591,6 +3862,7 @@
         </w:rPr>
         <w:t>pril</w:t>
       </w:r>
+      <w:proofErr w:type="spellEnd"/>
       <w:r>
         <w:rPr>
           <w:rFonts w:ascii="Times New Roman" w:hAnsi="Times New Roman"/>
@@ -3722,6 +3994,15 @@
               </w:rPr>
               <w:t>Клиентские пути</w:t>
             </w:r>
+            <w:bookmarkStart w:id="1" w:name="_Ref240360397"/>
+            <w:r>
+              <w:rPr>
+                <w:rStyle w:val="af"/>
+                <w:b/>
+              </w:rPr>
+              <w:footnoteReference w:id="4"/>
+            </w:r>
+            <w:bookmarkEnd w:id="1"/>
           </w:p>
         </w:tc>
         <w:tc>
@@ -3738,6 +4019,7 @@
               <w:jc w:val="center"/>
               <w:rPr>
                 <w:b/>
+                <w:lang w:val="en-US"/>
               </w:rPr>
             </w:pPr>
             <w:r>
@@ -3748,9 +4030,38 @@
             </w:r>
             <w:r>
               <w:rPr>
+                <w:b/>
+              </w:rPr>
+              <w:fldChar w:fldCharType="begin"/>
+            </w:r>
+            <w:r>
+              <w:rPr>
+                <w:b/>
+              </w:rPr>
+              <w:instrText xml:space="preserve"> NOTEREF _Ref240360397 \f \h </w:instrText>
+            </w:r>
+            <w:r>
+              <w:rPr>
+                <w:b/>
+              </w:rPr>
+            </w:r>
+            <w:r>
+              <w:rPr>
+                <w:b/>
+              </w:rPr>
+              <w:fldChar w:fldCharType="separate"/>
+            </w:r>
+            <w:r>
+              <w:rPr>
                 <w:rStyle w:val="af"/>
               </w:rPr>
-              <w:footnoteReference w:id="4"/>
+              <w:t>4</w:t>
+            </w:r>
+            <w:r>
+              <w:rPr>
+                <w:b/>
+              </w:rPr>
+              <w:fldChar w:fldCharType="end"/>
             </w:r>
           </w:p>
         </w:tc>
@@ -4000,6 +4311,7 @@
               </w:rPr>
               <w:t>{#</w:t>
             </w:r>
+            <w:proofErr w:type="gramStart"/>
             <w:r>
               <w:rPr>
                 <w:lang w:val="en-US"/>
@@ -4016,7 +4328,14 @@
               <w:rPr>
                 <w:lang w:val="en-US"/>
               </w:rPr>
-              <w:t>{kp_</w:t>
+              <w:t>{</w:t>
+            </w:r>
+            <w:proofErr w:type="gramEnd"/>
+            <w:r>
+              <w:rPr>
+                <w:lang w:val="en-US"/>
+              </w:rPr>
+              <w:t>kp_</w:t>
             </w:r>
             <w:r>
               <w:rPr>
@@ -4045,12 +4364,14 @@
             <w:r>
               <w:t>{</w:t>
             </w:r>
+            <w:proofErr w:type="spellStart"/>
             <w:r>
               <w:rPr>
                 <w:lang w:val="en-US"/>
               </w:rPr>
               <w:t>kp_code</w:t>
             </w:r>
+            <w:proofErr w:type="spellEnd"/>
             <w:r>
               <w:t>}</w:t>
             </w:r>
@@ -4075,12 +4396,14 @@
             <w:r>
               <w:t>{</w:t>
             </w:r>
+            <w:proofErr w:type="spellStart"/>
             <w:r>
               <w:rPr>
                 <w:lang w:val="en-US"/>
               </w:rPr>
               <w:t>kp_name</w:t>
             </w:r>
+            <w:proofErr w:type="spellEnd"/>
             <w:r>
               <w:t>}</w:t>
             </w:r>
@@ -4105,12 +4428,14 @@
             <w:r>
               <w:t>{</w:t>
             </w:r>
+            <w:proofErr w:type="spellStart"/>
             <w:r>
               <w:rPr>
                 <w:lang w:val="en-US"/>
               </w:rPr>
               <w:t>kp_owner</w:t>
             </w:r>
+            <w:proofErr w:type="spellEnd"/>
             <w:r>
               <w:t>}</w:t>
             </w:r>
@@ -4135,6 +4460,7 @@
             <w:r>
               <w:t>{</w:t>
             </w:r>
+            <w:proofErr w:type="spellStart"/>
             <w:r>
               <w:rPr>
                 <w:lang w:val="en-US"/>
@@ -4147,6 +4473,7 @@
               </w:rPr>
               <w:t>i</w:t>
             </w:r>
+            <w:proofErr w:type="spellEnd"/>
             <w:r>
               <w:t>}</w:t>
             </w:r>
@@ -4171,12 +4498,14 @@
             <w:r>
               <w:t>{</w:t>
             </w:r>
+            <w:proofErr w:type="spellStart"/>
             <w:r>
               <w:rPr>
                 <w:lang w:val="en-US"/>
               </w:rPr>
               <w:t>p_code</w:t>
             </w:r>
+            <w:proofErr w:type="spellEnd"/>
             <w:r>
               <w:t>}</w:t>
             </w:r>
@@ -4201,12 +4530,14 @@
             <w:r>
               <w:t>{</w:t>
             </w:r>
+            <w:proofErr w:type="spellStart"/>
             <w:r>
               <w:rPr>
                 <w:lang w:val="en-US"/>
               </w:rPr>
               <w:t>p_name</w:t>
             </w:r>
+            <w:proofErr w:type="spellEnd"/>
             <w:r>
               <w:t>}</w:t>
             </w:r>
@@ -4231,12 +4562,21 @@
             <w:r>
               <w:t>{</w:t>
             </w:r>
+            <w:proofErr w:type="spellStart"/>
             <w:r>
               <w:rPr>
                 <w:lang w:val="en-US"/>
               </w:rPr>
-              <w:t>p_owner</w:t>
-            </w:r>
+              <w:t>p_</w:t>
+            </w:r>
+            <w:proofErr w:type="gramStart"/>
+            <w:r>
+              <w:rPr>
+                <w:lang w:val="en-US"/>
+              </w:rPr>
+              <w:t>owner</w:t>
+            </w:r>
+            <w:proofErr w:type="spellEnd"/>
             <w:r>
               <w:t>}</w:t>
             </w:r>
@@ -4244,14 +4584,23 @@
               <w:rPr>
                 <w:lang w:val="en-US"/>
               </w:rPr>
-              <w:t>{/</w:t>
-            </w:r>
+              <w:t>{</w:t>
+            </w:r>
+            <w:proofErr w:type="gramEnd"/>
             <w:r>
               <w:rPr>
                 <w:lang w:val="en-US"/>
               </w:rPr>
+              <w:t>/</w:t>
+            </w:r>
+            <w:proofErr w:type="spellStart"/>
+            <w:r>
+              <w:rPr>
+                <w:lang w:val="en-US"/>
+              </w:rPr>
               <w:t>processesRemoved</w:t>
             </w:r>
+            <w:proofErr w:type="spellEnd"/>
             <w:r>
               <w:rPr>
                 <w:lang w:val="en-US"/>
@@ -4286,6 +4635,7 @@
         </w:rPr>
         <w:t>/</w:t>
       </w:r>
+      <w:proofErr w:type="spellStart"/>
       <w:r>
         <w:rPr>
           <w:rFonts w:ascii="Times New Roman" w:hAnsi="Times New Roman"/>
@@ -4293,6 +4643,7 @@
         </w:rPr>
         <w:t>showApp</w:t>
       </w:r>
+      <w:proofErr w:type="spellEnd"/>
       <w:r>
         <w:rPr>
           <w:rFonts w:ascii="Times New Roman" w:hAnsi="Times New Roman"/>
@@ -4333,6 +4684,7 @@
         <w:lastRenderedPageBreak/>
         <w:t>{#showApp</w:t>
       </w:r>
+      <w:proofErr w:type="gramStart"/>
       <w:r>
         <w:rPr>
           <w:rFonts w:ascii="Times New Roman" w:hAnsi="Times New Roman"/>
@@ -4353,7 +4705,15 @@
           <w:rFonts w:ascii="Times New Roman" w:hAnsi="Times New Roman"/>
           <w:b/>
         </w:rPr>
-        <w:t xml:space="preserve">Приложение </w:t>
+        <w:t>Приложение</w:t>
+      </w:r>
+      <w:proofErr w:type="gramEnd"/>
+      <w:r>
+        <w:rPr>
+          <w:rFonts w:ascii="Times New Roman" w:hAnsi="Times New Roman"/>
+          <w:b/>
+        </w:rPr>
+        <w:t xml:space="preserve"> </w:t>
       </w:r>
       <w:r>
         <w:rPr>
@@ -4364,6 +4724,7 @@
         </w:rPr>
         <w:t>{</w:t>
       </w:r>
+      <w:proofErr w:type="spellStart"/>
       <w:r>
         <w:rPr>
           <w:rFonts w:ascii="Times New Roman" w:hAnsi="Times New Roman"/>
@@ -4394,6 +4755,7 @@
         </w:rPr>
         <w:t>ki</w:t>
       </w:r>
+      <w:proofErr w:type="spellEnd"/>
       <w:r>
         <w:rPr>
           <w:rFonts w:ascii="Times New Roman" w:hAnsi="Times New Roman"/>
@@ -4474,6 +4836,7 @@
         </w:rPr>
         <w:t>{</w:t>
       </w:r>
+      <w:proofErr w:type="spellStart"/>
       <w:r>
         <w:rPr>
           <w:rFonts w:ascii="Times New Roman" w:hAnsi="Times New Roman"/>
@@ -4482,6 +4845,7 @@
         </w:rPr>
         <w:t>pv</w:t>
       </w:r>
+      <w:proofErr w:type="spellEnd"/>
       <w:r>
         <w:rPr>
           <w:rFonts w:ascii="Times New Roman" w:hAnsi="Times New Roman"/>
@@ -4489,6 +4853,7 @@
         </w:rPr>
         <w:t>_</w:t>
       </w:r>
+      <w:proofErr w:type="spellStart"/>
       <w:r>
         <w:rPr>
           <w:rFonts w:ascii="Times New Roman" w:hAnsi="Times New Roman"/>
@@ -4497,6 +4862,7 @@
         </w:rPr>
         <w:t>ases</w:t>
       </w:r>
+      <w:proofErr w:type="spellEnd"/>
       <w:r>
         <w:rPr>
           <w:rFonts w:ascii="Times New Roman" w:hAnsi="Times New Roman"/>
@@ -4555,6 +4921,7 @@
         </w:rPr>
         <w:t>/</w:t>
       </w:r>
+      <w:proofErr w:type="spellStart"/>
       <w:r>
         <w:rPr>
           <w:rFonts w:ascii="Times New Roman" w:hAnsi="Times New Roman"/>
@@ -4562,6 +4929,7 @@
         </w:rPr>
         <w:t>showApp</w:t>
       </w:r>
+      <w:proofErr w:type="spellEnd"/>
       <w:r>
         <w:rPr>
           <w:rFonts w:ascii="Times New Roman" w:hAnsi="Times New Roman"/>
@@ -4793,22 +5161,14 @@
     <w:p>
       <w:pPr>
         <w:pStyle w:val="ad"/>
-        <w:jc w:val="both"/>
-        <w:rPr>
-          <w:rFonts w:ascii="Times New Roman" w:hAnsi="Times New Roman"/>
-        </w:rPr>
       </w:pPr>
       <w:r>
         <w:rPr>
           <w:rStyle w:val="af"/>
-          <w:rFonts w:ascii="Times New Roman" w:hAnsi="Times New Roman"/>
         </w:rPr>
         <w:footnoteRef/>
       </w:r>
       <w:r>
-        <w:rPr>
-          <w:rFonts w:ascii="Times New Roman" w:hAnsi="Times New Roman"/>
-        </w:rPr>
         <w:t xml:space="preserve"> </w:t>
       </w:r>
       <w:r>
@@ -4823,22 +5183,14 @@
     <w:p>
       <w:pPr>
         <w:pStyle w:val="ad"/>
-        <w:jc w:val="both"/>
-        <w:rPr>
-          <w:rFonts w:ascii="Times New Roman" w:hAnsi="Times New Roman"/>
-        </w:rPr>
       </w:pPr>
       <w:r>
         <w:rPr>
           <w:rStyle w:val="af"/>
-          <w:rFonts w:ascii="Times New Roman" w:hAnsi="Times New Roman"/>
         </w:rPr>
         <w:footnoteRef/>
       </w:r>
       <w:r>
-        <w:rPr>
-          <w:rFonts w:ascii="Times New Roman" w:hAnsi="Times New Roman"/>
-        </w:rPr>
         <w:t xml:space="preserve"> </w:t>
       </w:r>
       <w:r>
